--- a/text/cover_page.docx
+++ b/text/cover_page.docx
@@ -41,79 +41,7 @@
     </w:p>
     <w:p>
       <w:pPr>
-        <w:pStyle w:val="FirstParagraph"/>
-      </w:pPr>
-      <w:r>
-        <w:rPr>
-          <w:b/>
-          <w:bCs/>
-        </w:rPr>
-        <w:t xml:space="preserve">Text word count</w:t>
-      </w:r>
-      <w:r>
-        <w:t xml:space="preserve">: 13,726 words</w:t>
-      </w:r>
-    </w:p>
-    <w:p>
-      <w:pPr>
-        <w:pStyle w:val="Compact"/>
-        <w:numPr>
-          <w:ilvl w:val="0"/>
-          <w:numId w:val="1001"/>
-        </w:numPr>
-      </w:pPr>
-      <w:r>
-        <w:rPr>
-          <w:b/>
-          <w:bCs/>
-        </w:rPr>
-        <w:t xml:space="preserve">Text</w:t>
-      </w:r>
-      <w:r>
-        <w:t xml:space="preserve">: 11,992 words</w:t>
-      </w:r>
-    </w:p>
-    <w:p>
-      <w:pPr>
-        <w:pStyle w:val="Compact"/>
-        <w:numPr>
-          <w:ilvl w:val="0"/>
-          <w:numId w:val="1001"/>
-        </w:numPr>
-      </w:pPr>
-      <w:r>
-        <w:rPr>
-          <w:b/>
-          <w:bCs/>
-        </w:rPr>
-        <w:t xml:space="preserve">Footnotes</w:t>
-      </w:r>
-      <w:r>
-        <w:t xml:space="preserve">: 175 words</w:t>
-      </w:r>
-    </w:p>
-    <w:p>
-      <w:pPr>
-        <w:pStyle w:val="Compact"/>
-        <w:numPr>
-          <w:ilvl w:val="0"/>
-          <w:numId w:val="1001"/>
-        </w:numPr>
-      </w:pPr>
-      <w:r>
-        <w:rPr>
-          <w:b/>
-          <w:bCs/>
-        </w:rPr>
-        <w:t xml:space="preserve">References</w:t>
-      </w:r>
-      <w:r>
-        <w:t xml:space="preserve">: 1,559 words</w:t>
-      </w:r>
-    </w:p>
-    <w:p>
-      <w:pPr>
-        <w:spacing w:after="4000" w:line="240" w:lineRule="auto"/>
+        <w:spacing w:after="8000" w:line="240" w:lineRule="auto"/>
       </w:pPr>
     </w:p>
     <w:p>
@@ -279,114 +207,8 @@
       </w:pPr>
     </w:lvl>
   </w:abstractNum>
-  <w:abstractNum w:abstractNumId="991">
-    <w:nsid w:val="0000A991"/>
-    <w:multiLevelType w:val="multilevel"/>
-    <w:lvl w:ilvl="0">
-      <w:numFmt w:val="bullet"/>
-      <w:lvlText w:val=""/>
-      <w:lvlJc w:val="left"/>
-      <w:pPr>
-        <w:ind w:left="720" w:hanging="360"/>
-      </w:pPr>
-      <w:rPr>
-        <w:rFonts w:ascii="Symbol" w:hAnsi="Symbol" w:cs="Symbol" w:hint="default"/>
-      </w:rPr>
-    </w:lvl>
-    <w:lvl w:ilvl="1">
-      <w:numFmt w:val="bullet"/>
-      <w:lvlText w:val="o"/>
-      <w:lvlJc w:val="left"/>
-      <w:pPr>
-        <w:ind w:left="1440" w:hanging="360"/>
-      </w:pPr>
-      <w:rPr>
-        <w:rFonts w:ascii="Courier New" w:hAnsi="Courier New" w:cs="Courier New" w:hint="default"/>
-      </w:rPr>
-    </w:lvl>
-    <w:lvl w:ilvl="2">
-      <w:numFmt w:val="bullet"/>
-      <w:lvlText w:val=""/>
-      <w:lvlJc w:val="left"/>
-      <w:pPr>
-        <w:ind w:left="2160" w:hanging="360"/>
-      </w:pPr>
-      <w:rPr>
-        <w:rFonts w:ascii="Wingdings" w:hAnsi="Wingdings" w:cs="Wingdings" w:hint="default"/>
-      </w:rPr>
-    </w:lvl>
-    <w:lvl w:ilvl="3">
-      <w:numFmt w:val="bullet"/>
-      <w:lvlText w:val=""/>
-      <w:lvlJc w:val="left"/>
-      <w:pPr>
-        <w:ind w:left="2880" w:hanging="360"/>
-      </w:pPr>
-      <w:rPr>
-        <w:rFonts w:ascii="Symbol" w:hAnsi="Symbol" w:cs="Symbol" w:hint="default"/>
-      </w:rPr>
-    </w:lvl>
-    <w:lvl w:ilvl="4">
-      <w:numFmt w:val="bullet"/>
-      <w:lvlText w:val="o"/>
-      <w:lvlJc w:val="left"/>
-      <w:pPr>
-        <w:ind w:left="3600" w:hanging="360"/>
-      </w:pPr>
-      <w:rPr>
-        <w:rFonts w:ascii="Courier New" w:hAnsi="Courier New" w:cs="Courier New" w:hint="default"/>
-      </w:rPr>
-    </w:lvl>
-    <w:lvl w:ilvl="5">
-      <w:numFmt w:val="bullet"/>
-      <w:lvlText w:val=""/>
-      <w:lvlJc w:val="left"/>
-      <w:pPr>
-        <w:ind w:left="4320" w:hanging="360"/>
-      </w:pPr>
-      <w:rPr>
-        <w:rFonts w:ascii="Wingdings" w:hAnsi="Wingdings" w:cs="Wingdings" w:hint="default"/>
-      </w:rPr>
-    </w:lvl>
-    <w:lvl w:ilvl="6">
-      <w:numFmt w:val="bullet"/>
-      <w:lvlText w:val=""/>
-      <w:lvlJc w:val="left"/>
-      <w:pPr>
-        <w:ind w:left="5040" w:hanging="360"/>
-      </w:pPr>
-      <w:rPr>
-        <w:rFonts w:ascii="Symbol" w:hAnsi="Symbol" w:cs="Symbol" w:hint="default"/>
-      </w:rPr>
-    </w:lvl>
-    <w:lvl w:ilvl="7">
-      <w:numFmt w:val="bullet"/>
-      <w:lvlText w:val="o"/>
-      <w:lvlJc w:val="left"/>
-      <w:pPr>
-        <w:ind w:left="5760" w:hanging="360"/>
-      </w:pPr>
-      <w:rPr>
-        <w:rFonts w:ascii="Courier New" w:hAnsi="Courier New" w:cs="Courier New" w:hint="default"/>
-      </w:rPr>
-    </w:lvl>
-    <w:lvl w:ilvl="8">
-      <w:numFmt w:val="bullet"/>
-      <w:lvlText w:val=""/>
-      <w:lvlJc w:val="left"/>
-      <w:pPr>
-        <w:ind w:left="6480" w:hanging="360"/>
-      </w:pPr>
-      <w:rPr>
-        <w:rFonts w:ascii="Wingdings" w:hAnsi="Wingdings" w:cs="Wingdings" w:hint="default"/>
-      </w:rPr>
-    </w:lvl>
-  </w:abstractNum>
   <w:num w:numId="1000">
     <w:abstractNumId w:val="990"/>
-  </w:num>
-  <w:num w:numId="1001">
-    <w:abstractNumId w:val="991"/>
   </w:num>
 </w:numbering>
 </file>
